--- a/human/tasks/U12-07/summary.docx
+++ b/human/tasks/U12-07/summary.docx
@@ -207,7 +207,12 @@
     </w:p>
     <w:p>
       <w:r>
-        <w:t>本轮规范化66/71、余5，下一U12-08。研究边界和原签收保留，新规格待复核；根目录物理迁移和运行引用修复仍需全部包之后完成。</w:t>
+        <w:t>规范化71/71包、根目录迁移19/19项完成；每包Word由Agent源生成。</w:t>
+      </w:r>
+    </w:p>
+    <w:p>
+      <w:r>
+        <w:t>业务状态DONE，原签收与未交付项不变；后续按注册表和实际依赖推进。</w:t>
       </w:r>
     </w:p>
     <w:p>
